--- a/docs/WCC4SM_V0.6.2_软件使用说明书_V1.0.docx
+++ b/docs/WCC4SM_V0.6.2_软件使用说明书_V1.0.docx
@@ -1775,17 +1775,27 @@
           <w:sz w:val="21"/>
           <w:szCs w:val="21"/>
         </w:rPr>
-        <w:t>点击 Load reference master file 可载入 .lit、.txt 或 .csv。外部参考数据</w:t>
-      </w:r>
-    </w:p>
-    <w:p>
-      <w:r>
-        <w:rPr>
-          <w:rFonts w:ascii="Microsoft YaHei" w:hAnsi="Microsoft YaHei"/>
-          <w:sz w:val="21"/>
-          <w:szCs w:val="21"/>
-        </w:rPr>
-        <w:t>至少需要波长列，可包含强度和级次。</w:t>
+        <w:t>点击 Load reference master file 可载入 .lit、.txt 或 .csv。文件选择窗口</w:t>
+      </w:r>
+    </w:p>
+    <w:p>
+      <w:r>
+        <w:rPr>
+          <w:rFonts w:ascii="Microsoft YaHei" w:hAnsi="Microsoft YaHei"/>
+          <w:sz w:val="21"/>
+          <w:szCs w:val="21"/>
+        </w:rPr>
+        <w:t>默认打开软件目录下的 reference_data；正式主库、选择模式和元数据保存在该目录，</w:t>
+      </w:r>
+    </w:p>
+    <w:p>
+      <w:r>
+        <w:rPr>
+          <w:rFonts w:ascii="Microsoft YaHei" w:hAnsi="Microsoft YaHei"/>
+          <w:sz w:val="21"/>
+          <w:szCs w:val="21"/>
+        </w:rPr>
+        <w:t>示例库保存在 reference_data/examples。外部参考数据至少需要波长列，可包含强度和级次。</w:t>
       </w:r>
     </w:p>
     <w:p>

--- a/docs/WCC4SM_V0.6.2_软件使用说明书_V1.0.docx
+++ b/docs/WCC4SM_V0.6.2_软件使用说明书_V1.0.docx
@@ -3421,49 +3421,49 @@
           <w:sz w:val="21"/>
           <w:szCs w:val="21"/>
         </w:rPr>
-        <w:t>• WCC4SM_PIXEL_COORDINATE_SPEC_V1.md</w:t>
-      </w:r>
-    </w:p>
-    <w:p>
-      <w:pPr>
-        <w:spacing w:after="0" w:before="0"/>
-        <w:ind w:left="340.15679999999998" w:right="0"/>
-      </w:pPr>
-      <w:r>
-        <w:rPr>
-          <w:rFonts w:ascii="Microsoft YaHei" w:hAnsi="Microsoft YaHei"/>
-          <w:sz w:val="21"/>
-          <w:szCs w:val="21"/>
-        </w:rPr>
-        <w:t>• WCC4SM_CALIBRATION_MODEL_FORMAT_V1.md</w:t>
-      </w:r>
-    </w:p>
-    <w:p>
-      <w:pPr>
-        <w:spacing w:after="0" w:before="0"/>
-        <w:ind w:left="340.15679999999998" w:right="0"/>
-      </w:pPr>
-      <w:r>
-        <w:rPr>
-          <w:rFonts w:ascii="Microsoft YaHei" w:hAnsi="Microsoft YaHei"/>
-          <w:sz w:val="21"/>
-          <w:szCs w:val="21"/>
-        </w:rPr>
-        <w:t>• WCC4SM_SESSION_FORMAT_V1.md</w:t>
-      </w:r>
-    </w:p>
-    <w:p>
-      <w:pPr>
-        <w:spacing w:after="0" w:before="0"/>
-        <w:ind w:left="340.15679999999998" w:right="0"/>
-      </w:pPr>
-      <w:r>
-        <w:rPr>
-          <w:rFonts w:ascii="Microsoft YaHei" w:hAnsi="Microsoft YaHei"/>
-          <w:sz w:val="21"/>
-          <w:szCs w:val="21"/>
-        </w:rPr>
-        <w:t>• V0_6_2_GUI_TEST.md</w:t>
+        <w:t>• docs/WCC4SM_PIXEL_COORDINATE_SPEC_V1.md</w:t>
+      </w:r>
+    </w:p>
+    <w:p>
+      <w:pPr>
+        <w:spacing w:after="0" w:before="0"/>
+        <w:ind w:left="340.15679999999998" w:right="0"/>
+      </w:pPr>
+      <w:r>
+        <w:rPr>
+          <w:rFonts w:ascii="Microsoft YaHei" w:hAnsi="Microsoft YaHei"/>
+          <w:sz w:val="21"/>
+          <w:szCs w:val="21"/>
+        </w:rPr>
+        <w:t>• docs/WCC4SM_CALIBRATION_MODEL_FORMAT_V1.md</w:t>
+      </w:r>
+    </w:p>
+    <w:p>
+      <w:pPr>
+        <w:spacing w:after="0" w:before="0"/>
+        <w:ind w:left="340.15679999999998" w:right="0"/>
+      </w:pPr>
+      <w:r>
+        <w:rPr>
+          <w:rFonts w:ascii="Microsoft YaHei" w:hAnsi="Microsoft YaHei"/>
+          <w:sz w:val="21"/>
+          <w:szCs w:val="21"/>
+        </w:rPr>
+        <w:t>• docs/WCC4SM_SESSION_FORMAT_V1.md</w:t>
+      </w:r>
+    </w:p>
+    <w:p>
+      <w:pPr>
+        <w:spacing w:after="0" w:before="0"/>
+        <w:ind w:left="340.15679999999998" w:right="0"/>
+      </w:pPr>
+      <w:r>
+        <w:rPr>
+          <w:rFonts w:ascii="Microsoft YaHei" w:hAnsi="Microsoft YaHei"/>
+          <w:sz w:val="21"/>
+          <w:szCs w:val="21"/>
+        </w:rPr>
+        <w:t>• docs/V0_6_2_GUI_TEST.md</w:t>
       </w:r>
     </w:p>
     <w:p>

--- a/docs/WCC4SM_V0.6.2_软件使用说明书_V1.0.docx
+++ b/docs/WCC4SM_V0.6.2_软件使用说明书_V1.0.docx
@@ -3464,6 +3464,145 @@
           <w:szCs w:val="21"/>
         </w:rPr>
         <w:t>• docs/V0_6_2_GUI_TEST.md</w:t>
+      </w:r>
+    </w:p>
+    <w:p>
+      <w:r>
+        <w:t/>
+      </w:r>
+    </w:p>
+    <w:p>
+      <w:pPr>
+        <w:outlineLvl w:val="1"/>
+        <w:pStyle w:val="Heading2"/>
+      </w:pPr>
+      <w:r>
+        <w:rPr>
+          <w:rFonts w:ascii="Microsoft YaHei" w:hAnsi="Microsoft YaHei"/>
+        </w:rPr>
+        <w:t>23. PDF 帮助与 About</w:t>
+      </w:r>
+    </w:p>
+    <w:p>
+      <w:r>
+        <w:t/>
+      </w:r>
+    </w:p>
+    <w:p>
+      <w:r>
+        <w:rPr>
+          <w:rFonts w:ascii="Microsoft YaHei" w:hAnsi="Microsoft YaHei"/>
+          <w:sz w:val="21"/>
+          <w:szCs w:val="21"/>
+        </w:rPr>
+        <w:t>点击顶部 HELP 打开帮助窗口。软件递归扫描外部 docs/ 目录及其子目录中的</w:t>
+      </w:r>
+    </w:p>
+    <w:p>
+      <w:r>
+        <w:rPr>
+          <w:rFonts w:ascii="Microsoft YaHei" w:hAnsi="Microsoft YaHei"/>
+          <w:sz w:val="21"/>
+          <w:szCs w:val="21"/>
+        </w:rPr>
+        <w:t>PDF 文件，并在下拉框中显示相对文件名。点击 REFRESH 可在不重启软件的情况下</w:t>
+      </w:r>
+    </w:p>
+    <w:p>
+      <w:r>
+        <w:rPr>
+          <w:rFonts w:ascii="Microsoft YaHei" w:hAnsi="Microsoft YaHei"/>
+          <w:sz w:val="21"/>
+          <w:szCs w:val="21"/>
+        </w:rPr>
+        <w:t>识别新加入的 PDF；选择文件后点击 READ PDF，由操作系统默认 PDF 阅读器打开。</w:t>
+      </w:r>
+    </w:p>
+    <w:p>
+      <w:r>
+        <w:t/>
+      </w:r>
+    </w:p>
+    <w:p>
+      <w:r>
+        <w:rPr>
+          <w:rFonts w:ascii="Microsoft YaHei" w:hAnsi="Microsoft YaHei"/>
+          <w:sz w:val="21"/>
+          <w:szCs w:val="21"/>
+        </w:rPr>
+        <w:t>ABOUT 显示软件版本、作者 Zheng Feng、联系邮箱 feng1214@126.com、个人项目</w:t>
+      </w:r>
+    </w:p>
+    <w:p>
+      <w:r>
+        <w:rPr>
+          <w:rFonts w:ascii="Microsoft YaHei" w:hAnsi="Microsoft YaHei"/>
+          <w:sz w:val="21"/>
+          <w:szCs w:val="21"/>
+        </w:rPr>
+        <w:t>标签 NewOptic、Apache License 2.0 及 GitHub 项目地址。NewOptic 不是注册商标。</w:t>
+      </w:r>
+    </w:p>
+    <w:p>
+      <w:r>
+        <w:t/>
+      </w:r>
+    </w:p>
+    <w:p>
+      <w:pPr>
+        <w:outlineLvl w:val="1"/>
+        <w:pStyle w:val="Heading2"/>
+      </w:pPr>
+      <w:r>
+        <w:rPr>
+          <w:rFonts w:ascii="Microsoft YaHei" w:hAnsi="Microsoft YaHei"/>
+        </w:rPr>
+        <w:t>24. EXE 运行方式</w:t>
+      </w:r>
+    </w:p>
+    <w:p>
+      <w:r>
+        <w:t/>
+      </w:r>
+    </w:p>
+    <w:p>
+      <w:r>
+        <w:rPr>
+          <w:rFonts w:ascii="Microsoft YaHei" w:hAnsi="Microsoft YaHei"/>
+          <w:sz w:val="21"/>
+          <w:szCs w:val="21"/>
+        </w:rPr>
+        <w:t>Windows EXE 不包含 MATLAB Runtime，也不制作安装程序。目标电脑必须预先安装</w:t>
+      </w:r>
+    </w:p>
+    <w:p>
+      <w:r>
+        <w:rPr>
+          <w:rFonts w:ascii="Microsoft YaHei" w:hAnsi="Microsoft YaHei"/>
+          <w:sz w:val="21"/>
+          <w:szCs w:val="21"/>
+        </w:rPr>
+        <w:t>MATLAB，或者安装与构建版本匹配的 MATLAB Runtime。EXE 旁应保留外部 docs/</w:t>
+      </w:r>
+    </w:p>
+    <w:p>
+      <w:r>
+        <w:rPr>
+          <w:rFonts w:ascii="Microsoft YaHei" w:hAnsi="Microsoft YaHei"/>
+          <w:sz w:val="21"/>
+          <w:szCs w:val="21"/>
+        </w:rPr>
+        <w:t>和 reference_data/；用户可自行添加有合法使用权的 PDF 文档。WCC4SM 的</w:t>
+      </w:r>
+    </w:p>
+    <w:p>
+      <w:r>
+        <w:rPr>
+          <w:rFonts w:ascii="Microsoft YaHei" w:hAnsi="Microsoft YaHei"/>
+          <w:sz w:val="21"/>
+          <w:szCs w:val="21"/>
+        </w:rPr>
+        <w:t>Apache License 2.0 不改变第三方论文、标准、参考数据或 MATLAB Runtime 的权利状态。</w:t>
       </w:r>
     </w:p>
     <w:p>
